--- a/IdentityCore_API_Dokumentacio.docx
+++ b/IdentityCore_API_Dokumentacio.docx
@@ -62,12 +62,6 @@
         <w:gridCol w:w="3500"/>
       </w:tblGrid>
       <w:tr>
-        <w:tblPrEx>
-          <w:tblCellMar>
-            <w:top w:w="0" w:type="dxa"/>
-            <w:bottom w:w="0" w:type="dxa"/>
-          </w:tblCellMar>
-        </w:tblPrEx>
         <w:tc>
           <w:tcPr>
             <w:tcW w:w="2500" w:type="dxa"/>
@@ -119,12 +113,6 @@
         </w:tc>
       </w:tr>
       <w:tr>
-        <w:tblPrEx>
-          <w:tblCellMar>
-            <w:top w:w="0" w:type="dxa"/>
-            <w:bottom w:w="0" w:type="dxa"/>
-          </w:tblCellMar>
-        </w:tblPrEx>
         <w:tc>
           <w:tcPr>
             <w:tcW w:w="2500" w:type="dxa"/>
@@ -176,12 +164,6 @@
         </w:tc>
       </w:tr>
       <w:tr>
-        <w:tblPrEx>
-          <w:tblCellMar>
-            <w:top w:w="0" w:type="dxa"/>
-            <w:bottom w:w="0" w:type="dxa"/>
-          </w:tblCellMar>
-        </w:tblPrEx>
         <w:tc>
           <w:tcPr>
             <w:tcW w:w="2500" w:type="dxa"/>
@@ -233,12 +215,6 @@
         </w:tc>
       </w:tr>
       <w:tr>
-        <w:tblPrEx>
-          <w:tblCellMar>
-            <w:top w:w="0" w:type="dxa"/>
-            <w:bottom w:w="0" w:type="dxa"/>
-          </w:tblCellMar>
-        </w:tblPrEx>
         <w:tc>
           <w:tcPr>
             <w:tcW w:w="2500" w:type="dxa"/>
@@ -313,7 +289,13 @@
         <w:spacing w:after="120"/>
       </w:pPr>
       <w:r>
-        <w:t>Az IdentityCore egy ASP.NET Core 10 alapú Web API, amely casino kliens alkalmazások (webapp, mobil app) számára biztosít játékos-kezelési és aut</w:t>
+        <w:t xml:space="preserve">Az IdentityCore egy ASP.NET Core 10 alapú Web API, amely casino kliens alkalmazások (webapp, mobil app) számára biztosít </w:t>
+      </w:r>
+      <w:r>
+        <w:t>player</w:t>
+      </w:r>
+      <w:r>
+        <w:t>-kezelési és aut</w:t>
       </w:r>
       <w:r>
         <w:t>h</w:t>
@@ -383,7 +365,10 @@
         <w:spacing w:after="80"/>
       </w:pPr>
       <w:r>
-        <w:t>Játékos regisztrációja e-mail, felhasználónév és jelszó megadásával</w:t>
+        <w:t>player</w:t>
+      </w:r>
+      <w:r>
+        <w:t xml:space="preserve"> regisztrációja e-mail, felhasználónév és jelszó megadásával</w:t>
       </w:r>
     </w:p>
     <w:p>
@@ -942,7 +927,16 @@
         <w:pStyle w:val="Heading2"/>
       </w:pPr>
       <w:r>
-        <w:t>2.3 Zárolási szabályzat</w:t>
+        <w:t xml:space="preserve">2.3 </w:t>
+      </w:r>
+      <w:r>
+        <w:t>Lockout</w:t>
+      </w:r>
+      <w:r>
+        <w:t xml:space="preserve"> </w:t>
+      </w:r>
+      <w:r>
+        <w:t>Policy</w:t>
       </w:r>
     </w:p>
     <w:p>
@@ -963,7 +957,10 @@
         <w:pStyle w:val="Heading2"/>
       </w:pPr>
       <w:r>
-        <w:t>2.4 Jelszó</w:t>
+        <w:t xml:space="preserve">2.4 </w:t>
+      </w:r>
+      <w:r>
+        <w:t>Password</w:t>
       </w:r>
       <w:r>
         <w:t xml:space="preserve"> Policy</w:t>
@@ -1045,7 +1042,16 @@
         <w:pStyle w:val="Heading1"/>
       </w:pPr>
       <w:r>
-        <w:t>3. Endpoint áttekintés</w:t>
+        <w:t>3. Endpoint</w:t>
+      </w:r>
+      <w:r>
+        <w:t xml:space="preserve"> quick</w:t>
+      </w:r>
+      <w:r>
+        <w:t>-</w:t>
+      </w:r>
+      <w:r>
+        <w:t>view</w:t>
       </w:r>
     </w:p>
     <w:p>
@@ -1077,12 +1083,6 @@
         <w:gridCol w:w="1460"/>
       </w:tblGrid>
       <w:tr>
-        <w:tblPrEx>
-          <w:tblCellMar>
-            <w:top w:w="0" w:type="dxa"/>
-            <w:bottom w:w="0" w:type="dxa"/>
-          </w:tblCellMar>
-        </w:tblPrEx>
         <w:tc>
           <w:tcPr>
             <w:tcW w:w="1100" w:type="dxa"/>
@@ -1217,12 +1217,6 @@
         </w:tc>
       </w:tr>
       <w:tr>
-        <w:tblPrEx>
-          <w:tblCellMar>
-            <w:top w:w="0" w:type="dxa"/>
-            <w:bottom w:w="0" w:type="dxa"/>
-          </w:tblCellMar>
-        </w:tblPrEx>
         <w:tc>
           <w:tcPr>
             <w:tcW w:w="1100" w:type="dxa"/>
@@ -1343,12 +1337,6 @@
         </w:tc>
       </w:tr>
       <w:tr>
-        <w:tblPrEx>
-          <w:tblCellMar>
-            <w:top w:w="0" w:type="dxa"/>
-            <w:bottom w:w="0" w:type="dxa"/>
-          </w:tblCellMar>
-        </w:tblPrEx>
         <w:tc>
           <w:tcPr>
             <w:tcW w:w="1100" w:type="dxa"/>
@@ -1469,12 +1457,6 @@
         </w:tc>
       </w:tr>
       <w:tr>
-        <w:tblPrEx>
-          <w:tblCellMar>
-            <w:top w:w="0" w:type="dxa"/>
-            <w:bottom w:w="0" w:type="dxa"/>
-          </w:tblCellMar>
-        </w:tblPrEx>
         <w:tc>
           <w:tcPr>
             <w:tcW w:w="1100" w:type="dxa"/>
@@ -1595,12 +1577,6 @@
         </w:tc>
       </w:tr>
       <w:tr>
-        <w:tblPrEx>
-          <w:tblCellMar>
-            <w:top w:w="0" w:type="dxa"/>
-            <w:bottom w:w="0" w:type="dxa"/>
-          </w:tblCellMar>
-        </w:tblPrEx>
         <w:tc>
           <w:tcPr>
             <w:tcW w:w="1100" w:type="dxa"/>
@@ -1721,12 +1697,6 @@
         </w:tc>
       </w:tr>
       <w:tr>
-        <w:tblPrEx>
-          <w:tblCellMar>
-            <w:top w:w="0" w:type="dxa"/>
-            <w:bottom w:w="0" w:type="dxa"/>
-          </w:tblCellMar>
-        </w:tblPrEx>
         <w:tc>
           <w:tcPr>
             <w:tcW w:w="1100" w:type="dxa"/>
@@ -1847,12 +1817,6 @@
         </w:tc>
       </w:tr>
       <w:tr>
-        <w:tblPrEx>
-          <w:tblCellMar>
-            <w:top w:w="0" w:type="dxa"/>
-            <w:bottom w:w="0" w:type="dxa"/>
-          </w:tblCellMar>
-        </w:tblPrEx>
         <w:tc>
           <w:tcPr>
             <w:tcW w:w="1100" w:type="dxa"/>
@@ -1973,12 +1937,6 @@
         </w:tc>
       </w:tr>
       <w:tr>
-        <w:tblPrEx>
-          <w:tblCellMar>
-            <w:top w:w="0" w:type="dxa"/>
-            <w:bottom w:w="0" w:type="dxa"/>
-          </w:tblCellMar>
-        </w:tblPrEx>
         <w:tc>
           <w:tcPr>
             <w:tcW w:w="1100" w:type="dxa"/>
@@ -2109,7 +2067,10 @@
         <w:pStyle w:val="Heading1"/>
       </w:pPr>
       <w:r>
-        <w:t>4. Endpointok részletes leírása</w:t>
+        <w:t>4. Endpoint</w:t>
+      </w:r>
+      <w:r>
+        <w:t xml:space="preserve"> full-view</w:t>
       </w:r>
     </w:p>
     <w:p>
@@ -2135,7 +2096,13 @@
         <w:spacing w:after="120"/>
       </w:pPr>
       <w:r>
-        <w:t>Új játékos fiók létrehozása. Az e-mail cím és a felhasználónév globálisan egyediek kell hogy legyenek.</w:t>
+        <w:t xml:space="preserve">Új </w:t>
+      </w:r>
+      <w:r>
+        <w:t>player</w:t>
+      </w:r>
+      <w:r>
+        <w:t xml:space="preserve"> fiók létrehozása. Az e-mail cím és a felhasználónév globálisan egyediek kell hogy legyenek.</w:t>
       </w:r>
     </w:p>
     <w:p>
@@ -2180,12 +2147,6 @@
         <w:gridCol w:w="5560"/>
       </w:tblGrid>
       <w:tr>
-        <w:tblPrEx>
-          <w:tblCellMar>
-            <w:top w:w="0" w:type="dxa"/>
-            <w:bottom w:w="0" w:type="dxa"/>
-          </w:tblCellMar>
-        </w:tblPrEx>
         <w:tc>
           <w:tcPr>
             <w:tcW w:w="2000" w:type="dxa"/>
@@ -2278,12 +2239,6 @@
         </w:tc>
       </w:tr>
       <w:tr>
-        <w:tblPrEx>
-          <w:tblCellMar>
-            <w:top w:w="0" w:type="dxa"/>
-            <w:bottom w:w="0" w:type="dxa"/>
-          </w:tblCellMar>
-        </w:tblPrEx>
         <w:tc>
           <w:tcPr>
             <w:tcW w:w="2000" w:type="dxa"/>
@@ -2363,18 +2318,19 @@
                 <w:sz w:val="20"/>
                 <w:szCs w:val="20"/>
               </w:rPr>
-              <w:t>Játékos e-mail címe. Kötelező, egyedi.</w:t>
+              <w:t>Player</w:t>
+            </w:r>
+            <w:r>
+              <w:rPr>
+                <w:sz w:val="20"/>
+                <w:szCs w:val="20"/>
+              </w:rPr>
+              <w:t xml:space="preserve"> e-mail címe. Kötelező, egyedi.</w:t>
             </w:r>
           </w:p>
         </w:tc>
       </w:tr>
       <w:tr>
-        <w:tblPrEx>
-          <w:tblCellMar>
-            <w:top w:w="0" w:type="dxa"/>
-            <w:bottom w:w="0" w:type="dxa"/>
-          </w:tblCellMar>
-        </w:tblPrEx>
         <w:tc>
           <w:tcPr>
             <w:tcW w:w="2000" w:type="dxa"/>
@@ -2454,18 +2410,19 @@
                 <w:sz w:val="20"/>
                 <w:szCs w:val="20"/>
               </w:rPr>
-              <w:t>Játékos megjelenített neve. Kötelező, egyedi.</w:t>
+              <w:t xml:space="preserve">Player </w:t>
+            </w:r>
+            <w:r>
+              <w:rPr>
+                <w:sz w:val="20"/>
+                <w:szCs w:val="20"/>
+              </w:rPr>
+              <w:t>megjelenített neve. Kötelező, egyedi.</w:t>
             </w:r>
           </w:p>
         </w:tc>
       </w:tr>
       <w:tr>
-        <w:tblPrEx>
-          <w:tblCellMar>
-            <w:top w:w="0" w:type="dxa"/>
-            <w:bottom w:w="0" w:type="dxa"/>
-          </w:tblCellMar>
-        </w:tblPrEx>
         <w:tc>
           <w:tcPr>
             <w:tcW w:w="2000" w:type="dxa"/>
@@ -2732,12 +2689,6 @@
         <w:gridCol w:w="5760"/>
       </w:tblGrid>
       <w:tr>
-        <w:tblPrEx>
-          <w:tblCellMar>
-            <w:top w:w="0" w:type="dxa"/>
-            <w:bottom w:w="0" w:type="dxa"/>
-          </w:tblCellMar>
-        </w:tblPrEx>
         <w:tc>
           <w:tcPr>
             <w:tcW w:w="1400" w:type="dxa"/>
@@ -2839,12 +2790,6 @@
         </w:tc>
       </w:tr>
       <w:tr>
-        <w:tblPrEx>
-          <w:tblCellMar>
-            <w:top w:w="0" w:type="dxa"/>
-            <w:bottom w:w="0" w:type="dxa"/>
-          </w:tblCellMar>
-        </w:tblPrEx>
         <w:tc>
           <w:tcPr>
             <w:tcW w:w="1400" w:type="dxa"/>
@@ -2937,12 +2882,6 @@
         </w:tc>
       </w:tr>
       <w:tr>
-        <w:tblPrEx>
-          <w:tblCellMar>
-            <w:top w:w="0" w:type="dxa"/>
-            <w:bottom w:w="0" w:type="dxa"/>
-          </w:tblCellMar>
-        </w:tblPrEx>
         <w:tc>
           <w:tcPr>
             <w:tcW w:w="1400" w:type="dxa"/>
@@ -3108,12 +3047,6 @@
         <w:gridCol w:w="5560"/>
       </w:tblGrid>
       <w:tr>
-        <w:tblPrEx>
-          <w:tblCellMar>
-            <w:top w:w="0" w:type="dxa"/>
-            <w:bottom w:w="0" w:type="dxa"/>
-          </w:tblCellMar>
-        </w:tblPrEx>
         <w:tc>
           <w:tcPr>
             <w:tcW w:w="2200" w:type="dxa"/>
@@ -3206,12 +3139,6 @@
         </w:tc>
       </w:tr>
       <w:tr>
-        <w:tblPrEx>
-          <w:tblCellMar>
-            <w:top w:w="0" w:type="dxa"/>
-            <w:bottom w:w="0" w:type="dxa"/>
-          </w:tblCellMar>
-        </w:tblPrEx>
         <w:tc>
           <w:tcPr>
             <w:tcW w:w="2200" w:type="dxa"/>
@@ -3297,12 +3224,6 @@
         </w:tc>
       </w:tr>
       <w:tr>
-        <w:tblPrEx>
-          <w:tblCellMar>
-            <w:top w:w="0" w:type="dxa"/>
-            <w:bottom w:w="0" w:type="dxa"/>
-          </w:tblCellMar>
-        </w:tblPrEx>
         <w:tc>
           <w:tcPr>
             <w:tcW w:w="2200" w:type="dxa"/>
@@ -3684,12 +3605,6 @@
         <w:gridCol w:w="5760"/>
       </w:tblGrid>
       <w:tr>
-        <w:tblPrEx>
-          <w:tblCellMar>
-            <w:top w:w="0" w:type="dxa"/>
-            <w:bottom w:w="0" w:type="dxa"/>
-          </w:tblCellMar>
-        </w:tblPrEx>
         <w:tc>
           <w:tcPr>
             <w:tcW w:w="1400" w:type="dxa"/>
@@ -3791,12 +3706,6 @@
         </w:tc>
       </w:tr>
       <w:tr>
-        <w:tblPrEx>
-          <w:tblCellMar>
-            <w:top w:w="0" w:type="dxa"/>
-            <w:bottom w:w="0" w:type="dxa"/>
-          </w:tblCellMar>
-        </w:tblPrEx>
         <w:tc>
           <w:tcPr>
             <w:tcW w:w="1400" w:type="dxa"/>
@@ -3889,12 +3798,6 @@
         </w:tc>
       </w:tr>
       <w:tr>
-        <w:tblPrEx>
-          <w:tblCellMar>
-            <w:top w:w="0" w:type="dxa"/>
-            <w:bottom w:w="0" w:type="dxa"/>
-          </w:tblCellMar>
-        </w:tblPrEx>
         <w:tc>
           <w:tcPr>
             <w:tcW w:w="1400" w:type="dxa"/>
@@ -3987,12 +3890,6 @@
         </w:tc>
       </w:tr>
       <w:tr>
-        <w:tblPrEx>
-          <w:tblCellMar>
-            <w:top w:w="0" w:type="dxa"/>
-            <w:bottom w:w="0" w:type="dxa"/>
-          </w:tblCellMar>
-        </w:tblPrEx>
         <w:tc>
           <w:tcPr>
             <w:tcW w:w="1400" w:type="dxa"/>
@@ -4099,7 +3996,21 @@
           <w:i/>
           <w:iCs/>
         </w:rPr>
-        <w:t>Megjegyzés: a zárolás bekapcsol, ha a játékos 5-ször egymás után hibás jelszót ad meg. A zárolás 15 percig tart, és csak az első hibás kísérlet utáni 15. perctől oldódik fel automatikusan.</w:t>
+        <w:t xml:space="preserve">Megjegyzés: a zárolás bekapcsol, ha a </w:t>
+      </w:r>
+      <w:r>
+        <w:rPr>
+          <w:i/>
+          <w:iCs/>
+        </w:rPr>
+        <w:t>player</w:t>
+      </w:r>
+      <w:r>
+        <w:rPr>
+          <w:i/>
+          <w:iCs/>
+        </w:rPr>
+        <w:t xml:space="preserve"> 5-ször egymás után hibás jelszót ad meg. A zárolás 15 percig tart, és csak az első hibás kísérlet utáni 15. perctől oldódik fel automatikusan.</w:t>
       </w:r>
     </w:p>
     <w:p>
@@ -4210,12 +4121,6 @@
         <w:gridCol w:w="5760"/>
       </w:tblGrid>
       <w:tr>
-        <w:tblPrEx>
-          <w:tblCellMar>
-            <w:top w:w="0" w:type="dxa"/>
-            <w:bottom w:w="0" w:type="dxa"/>
-          </w:tblCellMar>
-        </w:tblPrEx>
         <w:tc>
           <w:tcPr>
             <w:tcW w:w="1400" w:type="dxa"/>
@@ -4317,12 +4222,6 @@
         </w:tc>
       </w:tr>
       <w:tr>
-        <w:tblPrEx>
-          <w:tblCellMar>
-            <w:top w:w="0" w:type="dxa"/>
-            <w:bottom w:w="0" w:type="dxa"/>
-          </w:tblCellMar>
-        </w:tblPrEx>
         <w:tc>
           <w:tcPr>
             <w:tcW w:w="1400" w:type="dxa"/>
@@ -4415,12 +4314,6 @@
         </w:tc>
       </w:tr>
       <w:tr>
-        <w:tblPrEx>
-          <w:tblCellMar>
-            <w:top w:w="0" w:type="dxa"/>
-            <w:bottom w:w="0" w:type="dxa"/>
-          </w:tblCellMar>
-        </w:tblPrEx>
         <w:tc>
           <w:tcPr>
             <w:tcW w:w="1400" w:type="dxa"/>
@@ -4513,12 +4406,6 @@
         </w:tc>
       </w:tr>
       <w:tr>
-        <w:tblPrEx>
-          <w:tblCellMar>
-            <w:top w:w="0" w:type="dxa"/>
-            <w:bottom w:w="0" w:type="dxa"/>
-          </w:tblCellMar>
-        </w:tblPrEx>
         <w:tc>
           <w:tcPr>
             <w:tcW w:w="1400" w:type="dxa"/>
@@ -4751,12 +4638,6 @@
         <w:gridCol w:w="5760"/>
       </w:tblGrid>
       <w:tr>
-        <w:tblPrEx>
-          <w:tblCellMar>
-            <w:top w:w="0" w:type="dxa"/>
-            <w:bottom w:w="0" w:type="dxa"/>
-          </w:tblCellMar>
-        </w:tblPrEx>
         <w:tc>
           <w:tcPr>
             <w:tcW w:w="1400" w:type="dxa"/>
@@ -4858,12 +4739,6 @@
         </w:tc>
       </w:tr>
       <w:tr>
-        <w:tblPrEx>
-          <w:tblCellMar>
-            <w:top w:w="0" w:type="dxa"/>
-            <w:bottom w:w="0" w:type="dxa"/>
-          </w:tblCellMar>
-        </w:tblPrEx>
         <w:tc>
           <w:tcPr>
             <w:tcW w:w="1400" w:type="dxa"/>
@@ -4956,12 +4831,6 @@
         </w:tc>
       </w:tr>
       <w:tr>
-        <w:tblPrEx>
-          <w:tblCellMar>
-            <w:top w:w="0" w:type="dxa"/>
-            <w:bottom w:w="0" w:type="dxa"/>
-          </w:tblCellMar>
-        </w:tblPrEx>
         <w:tc>
           <w:tcPr>
             <w:tcW w:w="1400" w:type="dxa"/>
@@ -5082,7 +4951,19 @@
         <w:spacing w:after="120"/>
       </w:pPr>
       <w:r>
-        <w:t>A játékos összes aktív sessionjének (eszközének) egyszerre történő kijelentkeztetése. Az összes, az adott játékoshoz tartozó, még aktív refresh token visszavonásra kerül.</w:t>
+        <w:t xml:space="preserve">A </w:t>
+      </w:r>
+      <w:r>
+        <w:t>player</w:t>
+      </w:r>
+      <w:r>
+        <w:t xml:space="preserve"> összes aktív sessionjének (eszközének) egyszerre történő kijelentkeztetése. Az összes, az adott </w:t>
+      </w:r>
+      <w:r>
+        <w:t>playerhez</w:t>
+      </w:r>
+      <w:r>
+        <w:t xml:space="preserve"> tartozó, még aktív refresh token visszavonásra kerül.</w:t>
       </w:r>
     </w:p>
     <w:p>
@@ -5173,12 +5054,6 @@
         <w:gridCol w:w="5760"/>
       </w:tblGrid>
       <w:tr>
-        <w:tblPrEx>
-          <w:tblCellMar>
-            <w:top w:w="0" w:type="dxa"/>
-            <w:bottom w:w="0" w:type="dxa"/>
-          </w:tblCellMar>
-        </w:tblPrEx>
         <w:tc>
           <w:tcPr>
             <w:tcW w:w="1400" w:type="dxa"/>
@@ -5280,12 +5155,6 @@
         </w:tc>
       </w:tr>
       <w:tr>
-        <w:tblPrEx>
-          <w:tblCellMar>
-            <w:top w:w="0" w:type="dxa"/>
-            <w:bottom w:w="0" w:type="dxa"/>
-          </w:tblCellMar>
-        </w:tblPrEx>
         <w:tc>
           <w:tcPr>
             <w:tcW w:w="1400" w:type="dxa"/>
@@ -5378,12 +5247,6 @@
         </w:tc>
       </w:tr>
       <w:tr>
-        <w:tblPrEx>
-          <w:tblCellMar>
-            <w:top w:w="0" w:type="dxa"/>
-            <w:bottom w:w="0" w:type="dxa"/>
-          </w:tblCellMar>
-        </w:tblPrEx>
         <w:tc>
           <w:tcPr>
             <w:tcW w:w="1400" w:type="dxa"/>
@@ -5505,7 +5368,19 @@
       </w:pPr>
       <w:r>
         <w:lastRenderedPageBreak/>
-        <w:t>A bejelentkezett játékos saját jelszavának megváltoztatása. A jelszócsere után az összes aktív session érvénytelenítésre kerül – a játékosnak újra be kell jelentkeznie az új jelszóval.</w:t>
+        <w:t xml:space="preserve">A bejelentkezett </w:t>
+      </w:r>
+      <w:r>
+        <w:t>player</w:t>
+      </w:r>
+      <w:r>
+        <w:t xml:space="preserve"> saját jelszavának megváltoztatása. A jelszócsere után az összes aktív session érvénytelenítésre kerül – a </w:t>
+      </w:r>
+      <w:r>
+        <w:t>playernek</w:t>
+      </w:r>
+      <w:r>
+        <w:t xml:space="preserve"> újra be kell jelentkeznie az új jelszóval.</w:t>
       </w:r>
     </w:p>
     <w:p>
@@ -5652,12 +5527,6 @@
         <w:gridCol w:w="5760"/>
       </w:tblGrid>
       <w:tr>
-        <w:tblPrEx>
-          <w:tblCellMar>
-            <w:top w:w="0" w:type="dxa"/>
-            <w:bottom w:w="0" w:type="dxa"/>
-          </w:tblCellMar>
-        </w:tblPrEx>
         <w:tc>
           <w:tcPr>
             <w:tcW w:w="1400" w:type="dxa"/>
@@ -5759,12 +5628,6 @@
         </w:tc>
       </w:tr>
       <w:tr>
-        <w:tblPrEx>
-          <w:tblCellMar>
-            <w:top w:w="0" w:type="dxa"/>
-            <w:bottom w:w="0" w:type="dxa"/>
-          </w:tblCellMar>
-        </w:tblPrEx>
         <w:tc>
           <w:tcPr>
             <w:tcW w:w="1400" w:type="dxa"/>
@@ -5857,12 +5720,6 @@
         </w:tc>
       </w:tr>
       <w:tr>
-        <w:tblPrEx>
-          <w:tblCellMar>
-            <w:top w:w="0" w:type="dxa"/>
-            <w:bottom w:w="0" w:type="dxa"/>
-          </w:tblCellMar>
-        </w:tblPrEx>
         <w:tc>
           <w:tcPr>
             <w:tcW w:w="1400" w:type="dxa"/>
@@ -5955,12 +5812,6 @@
         </w:tc>
       </w:tr>
       <w:tr>
-        <w:tblPrEx>
-          <w:tblCellMar>
-            <w:top w:w="0" w:type="dxa"/>
-            <w:bottom w:w="0" w:type="dxa"/>
-          </w:tblCellMar>
-        </w:tblPrEx>
         <w:tc>
           <w:tcPr>
             <w:tcW w:w="1400" w:type="dxa"/>
@@ -6186,12 +6037,6 @@
         <w:gridCol w:w="5760"/>
       </w:tblGrid>
       <w:tr>
-        <w:tblPrEx>
-          <w:tblCellMar>
-            <w:top w:w="0" w:type="dxa"/>
-            <w:bottom w:w="0" w:type="dxa"/>
-          </w:tblCellMar>
-        </w:tblPrEx>
         <w:tc>
           <w:tcPr>
             <w:tcW w:w="1400" w:type="dxa"/>
@@ -6293,12 +6138,6 @@
         </w:tc>
       </w:tr>
       <w:tr>
-        <w:tblPrEx>
-          <w:tblCellMar>
-            <w:top w:w="0" w:type="dxa"/>
-            <w:bottom w:w="0" w:type="dxa"/>
-          </w:tblCellMar>
-        </w:tblPrEx>
         <w:tc>
           <w:tcPr>
             <w:tcW w:w="1400" w:type="dxa"/>
@@ -6391,12 +6230,6 @@
         </w:tc>
       </w:tr>
       <w:tr>
-        <w:tblPrEx>
-          <w:tblCellMar>
-            <w:top w:w="0" w:type="dxa"/>
-            <w:bottom w:w="0" w:type="dxa"/>
-          </w:tblCellMar>
-        </w:tblPrEx>
         <w:tc>
           <w:tcPr>
             <w:tcW w:w="1400" w:type="dxa"/>
@@ -6489,12 +6322,6 @@
         </w:tc>
       </w:tr>
       <w:tr>
-        <w:tblPrEx>
-          <w:tblCellMar>
-            <w:top w:w="0" w:type="dxa"/>
-            <w:bottom w:w="0" w:type="dxa"/>
-          </w:tblCellMar>
-        </w:tblPrEx>
         <w:tc>
           <w:tcPr>
             <w:tcW w:w="1400" w:type="dxa"/>
@@ -6587,12 +6414,6 @@
         </w:tc>
       </w:tr>
       <w:tr>
-        <w:tblPrEx>
-          <w:tblCellMar>
-            <w:top w:w="0" w:type="dxa"/>
-            <w:bottom w:w="0" w:type="dxa"/>
-          </w:tblCellMar>
-        </w:tblPrEx>
         <w:tc>
           <w:tcPr>
             <w:tcW w:w="1400" w:type="dxa"/>
@@ -6727,12 +6548,6 @@
         <w:gridCol w:w="2760"/>
       </w:tblGrid>
       <w:tr>
-        <w:tblPrEx>
-          <w:tblCellMar>
-            <w:top w:w="0" w:type="dxa"/>
-            <w:bottom w:w="0" w:type="dxa"/>
-          </w:tblCellMar>
-        </w:tblPrEx>
         <w:tc>
           <w:tcPr>
             <w:tcW w:w="5000" w:type="dxa"/>
@@ -6828,12 +6643,6 @@
         </w:tc>
       </w:tr>
       <w:tr>
-        <w:tblPrEx>
-          <w:tblCellMar>
-            <w:top w:w="0" w:type="dxa"/>
-            <w:bottom w:w="0" w:type="dxa"/>
-          </w:tblCellMar>
-        </w:tblPrEx>
         <w:tc>
           <w:tcPr>
             <w:tcW w:w="5000" w:type="dxa"/>
@@ -6923,12 +6732,6 @@
         </w:tc>
       </w:tr>
       <w:tr>
-        <w:tblPrEx>
-          <w:tblCellMar>
-            <w:top w:w="0" w:type="dxa"/>
-            <w:bottom w:w="0" w:type="dxa"/>
-          </w:tblCellMar>
-        </w:tblPrEx>
         <w:tc>
           <w:tcPr>
             <w:tcW w:w="5000" w:type="dxa"/>
@@ -7018,12 +6821,6 @@
         </w:tc>
       </w:tr>
       <w:tr>
-        <w:tblPrEx>
-          <w:tblCellMar>
-            <w:top w:w="0" w:type="dxa"/>
-            <w:bottom w:w="0" w:type="dxa"/>
-          </w:tblCellMar>
-        </w:tblPrEx>
         <w:tc>
           <w:tcPr>
             <w:tcW w:w="5000" w:type="dxa"/>
@@ -7113,12 +6910,6 @@
         </w:tc>
       </w:tr>
       <w:tr>
-        <w:tblPrEx>
-          <w:tblCellMar>
-            <w:top w:w="0" w:type="dxa"/>
-            <w:bottom w:w="0" w:type="dxa"/>
-          </w:tblCellMar>
-        </w:tblPrEx>
         <w:tc>
           <w:tcPr>
             <w:tcW w:w="5000" w:type="dxa"/>
@@ -7208,12 +6999,6 @@
         </w:tc>
       </w:tr>
       <w:tr>
-        <w:tblPrEx>
-          <w:tblCellMar>
-            <w:top w:w="0" w:type="dxa"/>
-            <w:bottom w:w="0" w:type="dxa"/>
-          </w:tblCellMar>
-        </w:tblPrEx>
         <w:tc>
           <w:tcPr>
             <w:tcW w:w="5000" w:type="dxa"/>
@@ -7303,12 +7088,6 @@
         </w:tc>
       </w:tr>
       <w:tr>
-        <w:tblPrEx>
-          <w:tblCellMar>
-            <w:top w:w="0" w:type="dxa"/>
-            <w:bottom w:w="0" w:type="dxa"/>
-          </w:tblCellMar>
-        </w:tblPrEx>
         <w:tc>
           <w:tcPr>
             <w:tcW w:w="5000" w:type="dxa"/>
